--- a/word_reports/LP_0123_위치_119_Dire Straits_Communiqué.docx
+++ b/word_reports/LP_0123_위치_119_Dire Straits_Communiqué.docx
@@ -4,7 +4,7 @@
   <w:body>
     <w:p>
       <w:pPr>
-        <w:spacing w:after="280"/>
+        <w:spacing w:after="80"/>
       </w:pPr>
       <w:r>
         <w:rPr w:rFonts="맑은 고딕">
@@ -13,94 +13,47 @@
           <w:color w:val="1E3A8A"/>
           <w:sz w:val="30"/>
         </w:rPr>
-        <w:t>[119] Dire Straits - Communiqué</w:t>
+        <w:t>Dire Straits (다이어 스트레이츠) - Communiqué</w:t>
       </w:r>
     </w:p>
     <w:p>
       <w:pPr>
-        <w:spacing w:after="320"/>
+        <w:spacing w:after="240"/>
       </w:pPr>
       <w:r>
         <w:rPr w:rFonts="맑은 고딕">
           <w:rFonts w:ascii="맑은 고딕" w:hAnsi="맑은 고딕" w:eastAsia="맑은 고딕"/>
           <w:b/>
-          <w:sz w:val="20"/>
+          <w:color w:val="4B5563"/>
+          <w:sz w:val="22"/>
         </w:rPr>
-        <w:t>■ 위치 : 119</w:t>
-        <w:br/>
-      </w:r>
-      <w:r>
-        <w:rPr w:rFonts="맑은 고딕">
-          <w:rFonts w:ascii="맑은 고딕" w:hAnsi="맑은 고딕" w:eastAsia="맑은 고딕"/>
-          <w:b/>
-          <w:sz w:val="20"/>
-        </w:rPr>
-        <w:t>■ 아티스트 : Dire Straits</w:t>
-        <w:br/>
-      </w:r>
-      <w:r>
-        <w:rPr w:rFonts="맑은 고딕">
-          <w:rFonts w:ascii="맑은 고딕" w:hAnsi="맑은 고딕" w:eastAsia="맑은 고딕"/>
-          <w:b/>
-          <w:sz w:val="20"/>
-        </w:rPr>
-        <w:t>■ 앨범명 : Communiqué</w:t>
-        <w:br/>
-      </w:r>
-      <w:r>
-        <w:rPr w:rFonts="맑은 고딕">
-          <w:rFonts w:ascii="맑은 고딕" w:hAnsi="맑은 고딕" w:eastAsia="맑은 고딕"/>
-          <w:b w:val="0"/>
-          <w:sz w:val="20"/>
-        </w:rPr>
-        <w:t>■ 음반 레이블 : Vertigo Records / Warner Bros. Records</w:t>
-        <w:br/>
-      </w:r>
-      <w:r>
-        <w:rPr w:rFonts="맑은 고딕">
-          <w:rFonts w:ascii="맑은 고딕" w:hAnsi="맑은 고딕" w:eastAsia="맑은 고딕"/>
-          <w:b w:val="0"/>
-          <w:sz w:val="20"/>
-        </w:rPr>
-        <w:t>■ 발매년도 : 1979</w:t>
-        <w:br/>
-      </w:r>
-      <w:r>
-        <w:rPr w:rFonts="맑은 고딕">
-          <w:rFonts w:ascii="맑은 고딕" w:hAnsi="맑은 고딕" w:eastAsia="맑은 고딕"/>
-          <w:b w:val="0"/>
-          <w:sz w:val="20"/>
-        </w:rPr>
-        <w:t>■ 장르 : 블루스 록 (Blues Rock), 루트 록 (Roots Rock), 펍 록 (Pub Rock)</w:t>
-        <w:br/>
-      </w:r>
-      <w:r>
-        <w:rPr w:rFonts="맑은 고딕">
-          <w:rFonts w:ascii="맑은 고딕" w:hAnsi="맑은 고딕" w:eastAsia="맑은 고딕"/>
-          <w:b w:val="0"/>
-          <w:sz w:val="20"/>
-        </w:rPr>
-        <w:t>■ 주요 수록곡 : 1. Once Upon a Time in the West</w:t>
-        <w:br/>
+        <w:t>위치 :  119</w:t>
       </w:r>
     </w:p>
     <w:p>
       <w:pPr>
-        <w:spacing w:after="160"/>
+        <w:spacing w:line="324" w:lineRule="auto" w:before="80" w:after="160"/>
       </w:pPr>
       <w:r>
         <w:rPr w:rFonts="맑은 고딕">
           <w:rFonts w:ascii="맑은 고딕" w:hAnsi="맑은 고딕" w:eastAsia="맑은 고딕"/>
           <w:b/>
           <w:color w:val="1F2937"/>
-          <w:sz w:val="24"/>
+          <w:sz w:val="22"/>
         </w:rPr>
-        <w:t>■ 음반 해설 및 감상 가이드</w:t>
+        <w:t xml:space="preserve">[음반 소개] </w:t>
+      </w:r>
+      <w:r>
+        <w:rPr w:rFonts="맑은 고딕">
+          <w:rFonts w:ascii="맑은 고딕" w:hAnsi="맑은 고딕" w:eastAsia="맑은 고딕"/>
+          <w:b w:val="0"/>
+          <w:sz w:val="21"/>
+        </w:rPr>
       </w:r>
     </w:p>
     <w:p>
       <w:pPr>
-        <w:spacing w:line="312" w:lineRule="auto" w:after="120"/>
+        <w:spacing w:line="324" w:lineRule="auto" w:after="120"/>
       </w:pPr>
       <w:r>
         <w:rPr w:rFonts="맑은 고딕">
@@ -108,51 +61,516 @@
           <w:b w:val="0"/>
           <w:sz w:val="21"/>
         </w:rPr>
-        <w:t>영국의 전설적인 록 밴드 다이어 스트레이츠(Dire Straits)가 1979년에 발표한 두 번째 정규 앨범 《Communiqué》는 전작의 세계적인 성공 직후 발매된 명작입니다. 전설적인 알앤비/소울 프로듀서 제리 렉슬러(Jerry Wexler)와 배리 베켓(Barry Beckett)이 프로듀싱을 맡아 바하마의 컴퍼스 포인트 스튜디오에서 녹음되었습니다. 당시 디스코와 펑크 록이 주류를 이루던 음악계에서, 다이어 스트레이츠는 특유의 고전적이고 절제된 아날로그 사운드로 차별화된 음악적 지평을 제시했습니다.</w:t>
+        <w:t>1979년 발표된 다이어 스트레이츠의 정규 2집 《Communiqué》는 펑크와 디스코의 거센 물결 속에서도 담백하고 고결한 아날로그 록의 숨결을 꼿꼿이 지켜낸 명반입니다. 음유시인의 지성으로 노래하는 마크 노플러의 읊조림과 물안개처럼 피어오르는 섬세한 핑거피킹 기타는 바하마의 고요한 공기 속에서 더없이 투명하고 입체적인 음향 공간을 직조해 냈습니다. 전작의 세계적인 성공에 취하지 않고 오히려 한층 더 깊어진 침묵과 여백의 미학을 단단하게 구축함으로써, 이들은 유행에 휘둘리지 않는 진정한 장인의 길을 증명해 보였습니다. 서늘한 밤바람처럼 스며들어 가슴 깊은 곳에 잊히지 않는 잔향을 남기는, 시대가 지나도 결코 바래지 않을 서정의 극치입니다.</w:t>
       </w:r>
     </w:p>
     <w:p>
       <w:pPr>
-        <w:spacing w:line="312" w:lineRule="auto" w:after="120"/>
+        <w:spacing w:line="324" w:lineRule="auto" w:before="200" w:after="80"/>
       </w:pPr>
+      <w:r>
+        <w:rPr w:rFonts="맑은 고딕">
+          <w:rFonts w:ascii="맑은 고딕" w:hAnsi="맑은 고딕" w:eastAsia="맑은 고딕"/>
+          <w:b/>
+          <w:color w:val="1E3A8A"/>
+          <w:sz w:val="24"/>
+        </w:rPr>
+        <w:t>1. 음반 데이터</w:t>
+      </w:r>
+    </w:p>
+    <w:p>
+      <w:pPr>
+        <w:spacing w:line="324" w:lineRule="auto" w:after="80"/>
+      </w:pPr>
+      <w:r>
+        <w:rPr w:rFonts="맑은 고딕">
+          <w:rFonts w:ascii="맑은 고딕" w:hAnsi="맑은 고딕" w:eastAsia="맑은 고딕"/>
+          <w:b w:val="0"/>
+          <w:color w:val="6B7280"/>
+          <w:sz w:val="21"/>
+        </w:rPr>
+        <w:t xml:space="preserve">· </w:t>
+      </w:r>
+      <w:r>
+        <w:rPr w:rFonts="맑은 고딕">
+          <w:rFonts w:ascii="맑은 고딕" w:hAnsi="맑은 고딕" w:eastAsia="맑은 고딕"/>
+          <w:b/>
+          <w:color w:val="1F2937"/>
+          <w:sz w:val="21"/>
+        </w:rPr>
+        <w:t xml:space="preserve">앨범명: </w:t>
+      </w:r>
       <w:r>
         <w:rPr w:rFonts="맑은 고딕">
           <w:rFonts w:ascii="맑은 고딕" w:hAnsi="맑은 고딕" w:eastAsia="맑은 고딕"/>
           <w:b w:val="0"/>
           <w:sz w:val="21"/>
         </w:rPr>
-        <w:t>이 앨범의 중심에는 프론트맨 마크 노플러(Mark Knopfler)의 일품인 기타 연주와 시적인 노랫말이 자리합니다. 피크를 사용하지 않고 손가락으로 현을 튕기는 그의 독창적인 핑거스타일(Fingerpicking) 주법과 펜더 스트라토캐스터 특유의 맑고 투명한 톤은 곡 전체에 짙은 여운을 남깁니다. 과도한 왜곡이나 화려한 효과음을 배제하고 노트 하나하나의 울림과 정적의 미학을 살려낸 연주는 듣는 이로 하여금 깊은 몰입감을 느끼게 합니다.</w:t>
+        <w:t>Communiqué</w:t>
       </w:r>
     </w:p>
     <w:p>
       <w:pPr>
-        <w:spacing w:line="312" w:lineRule="auto" w:after="120"/>
+        <w:spacing w:line="324" w:lineRule="auto" w:after="80"/>
       </w:pPr>
+      <w:r>
+        <w:rPr w:rFonts="맑은 고딕">
+          <w:rFonts w:ascii="맑은 고딕" w:hAnsi="맑은 고딕" w:eastAsia="맑은 고딕"/>
+          <w:b w:val="0"/>
+          <w:color w:val="6B7280"/>
+          <w:sz w:val="21"/>
+        </w:rPr>
+        <w:t xml:space="preserve">· </w:t>
+      </w:r>
+      <w:r>
+        <w:rPr w:rFonts="맑은 고딕">
+          <w:rFonts w:ascii="맑은 고딕" w:hAnsi="맑은 고딕" w:eastAsia="맑은 고딕"/>
+          <w:b/>
+          <w:color w:val="1F2937"/>
+          <w:sz w:val="21"/>
+        </w:rPr>
+        <w:t xml:space="preserve">아티스트: </w:t>
+      </w:r>
       <w:r>
         <w:rPr w:rFonts="맑은 고딕">
           <w:rFonts w:ascii="맑은 고딕" w:hAnsi="맑은 고딕" w:eastAsia="맑은 고딕"/>
           <w:b w:val="0"/>
           <w:sz w:val="21"/>
         </w:rPr>
-        <w:t>첫 트랙 'Once Upon a Time in the West'는 고독하면서도 영화적인 서사를 담아내며 앨범의 포문을 엽니다. 히트 싱글인 'Lady Writer'는 데뷔작의 대표곡 'Sultans of Swing'을 연상시키는 경쾌하고 리드미컬한 기타 리프와 보컬로 청량감을 더합니다. 또한, 잔잔하게 시작해 후반부로 갈수록 고조되는 드라마틱한 구성의 'Where Do You Think You're Going?'과 서정적인 기타 솔로가 돋보이는 'Single Handed Sailor'는 밴드의 한층 성숙해진 음악적 스펙트럼을 보여줍니다.</w:t>
+        <w:t>Dire Straits (다이어 스트레이츠)</w:t>
       </w:r>
     </w:p>
     <w:p>
       <w:pPr>
-        <w:spacing w:line="312" w:lineRule="auto" w:after="120"/>
+        <w:spacing w:line="324" w:lineRule="auto" w:after="80"/>
       </w:pPr>
+      <w:r>
+        <w:rPr w:rFonts="맑은 고딕">
+          <w:rFonts w:ascii="맑은 고딕" w:hAnsi="맑은 고딕" w:eastAsia="맑은 고딕"/>
+          <w:b w:val="0"/>
+          <w:color w:val="6B7280"/>
+          <w:sz w:val="21"/>
+        </w:rPr>
+        <w:t xml:space="preserve">· </w:t>
+      </w:r>
+      <w:r>
+        <w:rPr w:rFonts="맑은 고딕">
+          <w:rFonts w:ascii="맑은 고딕" w:hAnsi="맑은 고딕" w:eastAsia="맑은 고딕"/>
+          <w:b/>
+          <w:color w:val="1F2937"/>
+          <w:sz w:val="21"/>
+        </w:rPr>
+        <w:t xml:space="preserve">발매 정보: </w:t>
+      </w:r>
       <w:r>
         <w:rPr w:rFonts="맑은 고딕">
           <w:rFonts w:ascii="맑은 고딕" w:hAnsi="맑은 고딕" w:eastAsia="맑은 고딕"/>
           <w:b w:val="0"/>
           <w:sz w:val="21"/>
         </w:rPr>
-        <w:t>《Communiqué》는 다이어 스트레이츠의 디스코그래피 중에서도 가장 정숙하고 오디오필(Audiophile)적인 완성도가 뛰어난 음반으로 꼽힙니다. 악기 간의 명확한 공간감과 정교한 사운드 밸런스는 LP라는 아날로그 매체를 통해 감상할 때 그 진가를 발휘합니다. 화려함보다는 내면의 깊이에 집중한 이 음반은 차분한 밤, 고요한 공간에서 깊은 음악적 감동과 휴식을 안겨줄 최고의 선택이 될 것입니다.</w:t>
+        <w:t>1978년 데뷔작의 센세이션 직후인 1979년 6월 버티고(Vertigo)와 워너 브라더스(Warner Bros.)를 통해 발매되었습니다. 머슬 숄즈 사운드의 전설적인 프로듀서 제리 웩슬러(Jerry Wexler)와 배리 베켓(Barry Beckett)의 지휘 아래 바하마 낫소의 컴패스 포인트 스튜디오에서 녹음되었으며, 밴드의 음악적 정체성을 완숙의 경지로 끌어올린 걸작입니다.</w:t>
+      </w:r>
+    </w:p>
+    <w:p>
+      <w:pPr>
+        <w:spacing w:line="324" w:lineRule="auto" w:after="80"/>
+      </w:pPr>
+      <w:r>
+        <w:rPr w:rFonts="맑은 고딕">
+          <w:rFonts w:ascii="맑은 고딕" w:hAnsi="맑은 고딕" w:eastAsia="맑은 고딕"/>
+          <w:b w:val="0"/>
+          <w:color w:val="6B7280"/>
+          <w:sz w:val="21"/>
+        </w:rPr>
+        <w:t xml:space="preserve">· </w:t>
+      </w:r>
+      <w:r>
+        <w:rPr w:rFonts="맑은 고딕">
+          <w:rFonts w:ascii="맑은 고딕" w:hAnsi="맑은 고딕" w:eastAsia="맑은 고딕"/>
+          <w:b/>
+          <w:color w:val="1F2937"/>
+          <w:sz w:val="21"/>
+        </w:rPr>
+        <w:t xml:space="preserve">LP 인기도(판매량): </w:t>
+      </w:r>
+      <w:r>
+        <w:rPr w:rFonts="맑은 고딕">
+          <w:rFonts w:ascii="맑은 고딕" w:hAnsi="맑은 고딕" w:eastAsia="맑은 고딕"/>
+          <w:b w:val="0"/>
+          <w:sz w:val="21"/>
+        </w:rPr>
+        <w:t>발매와 동시에 독일 앨범 차트 역사상 최초로 진입 1위를 기록하는 대기록을 세웠으며, 영국 오피셜 차트 5위, 미국 빌보드 200 차트 11위에 올랐습니다. 전 세계적으로 수백만 장 이상의 음반 판매고를 기록하며 미국(RIAA) 골드, 영국(BPI) 플래티넘을 비롯해 프랑스, 캐나다 등 세계 각지에서 다수의 골드 및 플래티넘 인증을 획득했습니다.</w:t>
+      </w:r>
+    </w:p>
+    <w:p>
+      <w:pPr>
+        <w:spacing w:line="324" w:lineRule="auto" w:after="80"/>
+      </w:pPr>
+      <w:r>
+        <w:rPr w:rFonts="맑은 고딕">
+          <w:rFonts w:ascii="맑은 고딕" w:hAnsi="맑은 고딕" w:eastAsia="맑은 고딕"/>
+          <w:b w:val="0"/>
+          <w:color w:val="6B7280"/>
+          <w:sz w:val="21"/>
+        </w:rPr>
+        <w:t xml:space="preserve">· </w:t>
+      </w:r>
+      <w:r>
+        <w:rPr w:rFonts="맑은 고딕">
+          <w:rFonts w:ascii="맑은 고딕" w:hAnsi="맑은 고딕" w:eastAsia="맑은 고딕"/>
+          <w:b/>
+          <w:color w:val="1F2937"/>
+          <w:sz w:val="21"/>
+        </w:rPr>
+        <w:t xml:space="preserve">각종 수상경력: </w:t>
+      </w:r>
+      <w:r>
+        <w:rPr w:rFonts="맑은 고딕">
+          <w:rFonts w:ascii="맑은 고딕" w:hAnsi="맑은 고딕" w:eastAsia="맑은 고딕"/>
+          <w:b w:val="0"/>
+          <w:sz w:val="21"/>
+        </w:rPr>
+        <w:t>데뷔작의 영광에 안주하지 않고 음악적 정밀도와 깊이를 심화시켰다는 평단의 일치된 호평을 받았습니다. 상업적 히트와 평론가들의 전폭적인 찬사를 동시에 거머쥐며 다이어 스트레이츠가 1980년대 대중음악사를 뒤흔들 거물 밴드로 확고히 도약하는 결정적인 가교 역할을 해냈습니다.</w:t>
+      </w:r>
+    </w:p>
+    <w:p>
+      <w:pPr>
+        <w:spacing w:line="324" w:lineRule="auto" w:before="200" w:after="80"/>
+      </w:pPr>
+      <w:r>
+        <w:rPr w:rFonts="맑은 고딕">
+          <w:rFonts w:ascii="맑은 고딕" w:hAnsi="맑은 고딕" w:eastAsia="맑은 고딕"/>
+          <w:b/>
+          <w:color w:val="1E3A8A"/>
+          <w:sz w:val="24"/>
+        </w:rPr>
+        <w:t>2. 아티스트 정보</w:t>
+      </w:r>
+    </w:p>
+    <w:p>
+      <w:pPr>
+        <w:spacing w:line="324" w:lineRule="auto" w:after="80"/>
+      </w:pPr>
+      <w:r>
+        <w:rPr w:rFonts="맑은 고딕">
+          <w:rFonts w:ascii="맑은 고딕" w:hAnsi="맑은 고딕" w:eastAsia="맑은 고딕"/>
+          <w:b w:val="0"/>
+          <w:color w:val="6B7280"/>
+          <w:sz w:val="21"/>
+        </w:rPr>
+        <w:t xml:space="preserve">· </w:t>
+      </w:r>
+      <w:r>
+        <w:rPr w:rFonts="맑은 고딕">
+          <w:rFonts w:ascii="맑은 고딕" w:hAnsi="맑은 고딕" w:eastAsia="맑은 고딕"/>
+          <w:b/>
+          <w:color w:val="1F2937"/>
+          <w:sz w:val="21"/>
+        </w:rPr>
+        <w:t xml:space="preserve">국적: </w:t>
+      </w:r>
+      <w:r>
+        <w:rPr w:rFonts="맑은 고딕">
+          <w:rFonts w:ascii="맑은 고딕" w:hAnsi="맑은 고딕" w:eastAsia="맑은 고딕"/>
+          <w:b w:val="0"/>
+          <w:sz w:val="21"/>
+        </w:rPr>
+        <w:t>영국 (United Kingdom)</w:t>
+      </w:r>
+    </w:p>
+    <w:p>
+      <w:pPr>
+        <w:spacing w:line="324" w:lineRule="auto" w:after="80"/>
+      </w:pPr>
+      <w:r>
+        <w:rPr w:rFonts="맑은 고딕">
+          <w:rFonts w:ascii="맑은 고딕" w:hAnsi="맑은 고딕" w:eastAsia="맑은 고딕"/>
+          <w:b w:val="0"/>
+          <w:color w:val="6B7280"/>
+          <w:sz w:val="21"/>
+        </w:rPr>
+        <w:t xml:space="preserve">· </w:t>
+      </w:r>
+      <w:r>
+        <w:rPr w:rFonts="맑은 고딕">
+          <w:rFonts w:ascii="맑은 고딕" w:hAnsi="맑은 고딕" w:eastAsia="맑은 고딕"/>
+          <w:b/>
+          <w:color w:val="1F2937"/>
+          <w:sz w:val="21"/>
+        </w:rPr>
+        <w:t xml:space="preserve">생몰년도: </w:t>
+      </w:r>
+      <w:r>
+        <w:rPr w:rFonts="맑은 고딕">
+          <w:rFonts w:ascii="맑은 고딕" w:hAnsi="맑은 고딕" w:eastAsia="맑은 고딕"/>
+          <w:b w:val="0"/>
+          <w:sz w:val="21"/>
+        </w:rPr>
+        <w:t>1977년 결성 (1995년 해체)</w:t>
+      </w:r>
+    </w:p>
+    <w:p>
+      <w:pPr>
+        <w:spacing w:line="324" w:lineRule="auto" w:after="80"/>
+      </w:pPr>
+      <w:r>
+        <w:rPr w:rFonts="맑은 고딕">
+          <w:rFonts w:ascii="맑은 고딕" w:hAnsi="맑은 고딕" w:eastAsia="맑은 고딕"/>
+          <w:b w:val="0"/>
+          <w:color w:val="6B7280"/>
+          <w:sz w:val="21"/>
+        </w:rPr>
+        <w:t xml:space="preserve">· </w:t>
+      </w:r>
+      <w:r>
+        <w:rPr w:rFonts="맑은 고딕">
+          <w:rFonts w:ascii="맑은 고딕" w:hAnsi="맑은 고딕" w:eastAsia="맑은 고딕"/>
+          <w:b/>
+          <w:color w:val="1F2937"/>
+          <w:sz w:val="21"/>
+        </w:rPr>
+        <w:t xml:space="preserve">그룹 소속: </w:t>
+      </w:r>
+      <w:r>
+        <w:rPr w:rFonts="맑은 고딕">
+          <w:rFonts w:ascii="맑은 고딕" w:hAnsi="맑은 고딕" w:eastAsia="맑은 고딕"/>
+          <w:b w:val="0"/>
+          <w:sz w:val="21"/>
+        </w:rPr>
+        <w:t>4인조 록 그룹 (마크 노플러, 데이비드 노플러, 존 일슬리, 픽 위더스)</w:t>
+      </w:r>
+    </w:p>
+    <w:p>
+      <w:pPr>
+        <w:spacing w:line="324" w:lineRule="auto" w:after="80"/>
+      </w:pPr>
+      <w:r>
+        <w:rPr w:rFonts="맑은 고딕">
+          <w:rFonts w:ascii="맑은 고딕" w:hAnsi="맑은 고딕" w:eastAsia="맑은 고딕"/>
+          <w:b w:val="0"/>
+          <w:color w:val="6B7280"/>
+          <w:sz w:val="21"/>
+        </w:rPr>
+        <w:t xml:space="preserve">· </w:t>
+      </w:r>
+      <w:r>
+        <w:rPr w:rFonts="맑은 고딕">
+          <w:rFonts w:ascii="맑은 고딕" w:hAnsi="맑은 고딕" w:eastAsia="맑은 고딕"/>
+          <w:b/>
+          <w:color w:val="1F2937"/>
+          <w:sz w:val="21"/>
+        </w:rPr>
+        <w:t xml:space="preserve">아티스트 소개: </w:t>
+      </w:r>
+      <w:r>
+        <w:rPr w:rFonts="맑은 고딕">
+          <w:rFonts w:ascii="맑은 고딕" w:hAnsi="맑은 고딕" w:eastAsia="맑은 고딕"/>
+          <w:b w:val="0"/>
+          <w:sz w:val="21"/>
+        </w:rPr>
+        <w:t>다이어 스트레이츠는 현란한 신시사이저와 자극적인 사운드가 지배해 가던 영미 팝 씬에 정통 루츠 록과 블루스의 정갈한 미학을 부활시킨 전설적인 밴드입니다. 싱어송라이터이자 기타의 거장인 마크 노플러의 피크를 쓰지 않는 독보적인 핑거스타일 주법과 문학적인 내러티브는 팝 음악의 서정성을 한 단계 끌어올리며 대중음악사에 불멸의 족적을 남겼습니다.</w:t>
+      </w:r>
+    </w:p>
+    <w:p>
+      <w:pPr>
+        <w:spacing w:line="324" w:lineRule="auto" w:before="200" w:after="80"/>
+      </w:pPr>
+      <w:r>
+        <w:rPr w:rFonts="맑은 고딕">
+          <w:rFonts w:ascii="맑은 고딕" w:hAnsi="맑은 고딕" w:eastAsia="맑은 고딕"/>
+          <w:b/>
+          <w:color w:val="1E3A8A"/>
+          <w:sz w:val="24"/>
+        </w:rPr>
+        <w:t>3. 음반 상세 분석</w:t>
+      </w:r>
+    </w:p>
+    <w:p>
+      <w:pPr>
+        <w:spacing w:line="324" w:lineRule="auto" w:after="80"/>
+      </w:pPr>
+      <w:r>
+        <w:rPr w:rFonts="맑은 고딕">
+          <w:rFonts w:ascii="맑은 고딕" w:hAnsi="맑은 고딕" w:eastAsia="맑은 고딕"/>
+          <w:b w:val="0"/>
+          <w:color w:val="6B7280"/>
+          <w:sz w:val="21"/>
+        </w:rPr>
+        <w:t xml:space="preserve">· </w:t>
+      </w:r>
+      <w:r>
+        <w:rPr w:rFonts="맑은 고딕">
+          <w:rFonts w:ascii="맑은 고딕" w:hAnsi="맑은 고딕" w:eastAsia="맑은 고딕"/>
+          <w:b/>
+          <w:color w:val="1F2937"/>
+          <w:sz w:val="21"/>
+        </w:rPr>
+        <w:t xml:space="preserve">역사적 위치: </w:t>
+      </w:r>
+      <w:r>
+        <w:rPr w:rFonts="맑은 고딕">
+          <w:rFonts w:ascii="맑은 고딕" w:hAnsi="맑은 고딕" w:eastAsia="맑은 고딕"/>
+          <w:b w:val="0"/>
+          <w:sz w:val="21"/>
+        </w:rPr>
+        <w:t>대다수의 밴드가 겪는 이른바 '소포모어 징크스(Sophomore Jinx)'를 완벽하게 무색하게 만든 작품입니다. 전작의 거친 펍 록(Pub Rock)의 질감 위에 미국 남부 소울과 블루스의 정수를 녹여내어 한층 매끄럽고 기품 있는 사운드를 완성했으며, 훗날 전설적인 메가 히트작인 《Brothers in Arms》로 이어지는 다이어 스트레이츠 고유의 하이파이 오디오파일 사운드의 초석을 다진 명작입니다.</w:t>
+      </w:r>
+    </w:p>
+    <w:p>
+      <w:pPr>
+        <w:spacing w:line="324" w:lineRule="auto" w:after="80"/>
+      </w:pPr>
+      <w:r>
+        <w:rPr w:rFonts="맑은 고딕">
+          <w:rFonts w:ascii="맑은 고딕" w:hAnsi="맑은 고딕" w:eastAsia="맑은 고딕"/>
+          <w:b w:val="0"/>
+          <w:color w:val="6B7280"/>
+          <w:sz w:val="21"/>
+        </w:rPr>
+        <w:t xml:space="preserve">· </w:t>
+      </w:r>
+      <w:r>
+        <w:rPr w:rFonts="맑은 고딕">
+          <w:rFonts w:ascii="맑은 고딕" w:hAnsi="맑은 고딕" w:eastAsia="맑은 고딕"/>
+          <w:b/>
+          <w:color w:val="1F2937"/>
+          <w:sz w:val="21"/>
+        </w:rPr>
+        <w:t xml:space="preserve">시대의 흔적(스토리텔링): </w:t>
+      </w:r>
+      <w:r>
+        <w:rPr w:rFonts="맑은 고딕">
+          <w:rFonts w:ascii="맑은 고딕" w:hAnsi="맑은 고딕" w:eastAsia="맑은 고딕"/>
+          <w:b w:val="0"/>
+          <w:sz w:val="21"/>
+        </w:rPr>
+        <w:t>1970년대 말, 영국의 사회적 침체와 혼란스러운 음악적 유행 속에서 방황하던 청춘들에게 이 음반은 조용한 안식처이자 따스한 위로였습니다. 런던의 비 내리는 회색빛 거리, 낡은 펍 한구석의 담배 연기, 그리고 마크 노플러의 붉은색 펜더 스트라토캐스터 기타가 빚어내는 온기 어린 선율은 낭만을 잃어버린 시대를 살아가던 이들의 헛헛한 마음을 온화하게 어루만져 주었습니다.</w:t>
+      </w:r>
+    </w:p>
+    <w:p>
+      <w:pPr>
+        <w:spacing w:line="324" w:lineRule="auto" w:before="200" w:after="80"/>
+      </w:pPr>
+      <w:r>
+        <w:rPr w:rFonts="맑은 고딕">
+          <w:rFonts w:ascii="맑은 고딕" w:hAnsi="맑은 고딕" w:eastAsia="맑은 고딕"/>
+          <w:b/>
+          <w:color w:val="1E3A8A"/>
+          <w:sz w:val="24"/>
+        </w:rPr>
+        <w:t>4. 주요 수록곡 및 감상 제언</w:t>
+      </w:r>
+    </w:p>
+    <w:p>
+      <w:pPr>
+        <w:spacing w:line="324" w:lineRule="auto" w:after="80"/>
+      </w:pPr>
+      <w:r>
+        <w:rPr w:rFonts="맑은 고딕">
+          <w:rFonts w:ascii="맑은 고딕" w:hAnsi="맑은 고딕" w:eastAsia="맑은 고딕"/>
+          <w:b w:val="0"/>
+          <w:color w:val="6B7280"/>
+          <w:sz w:val="21"/>
+        </w:rPr>
+        <w:t xml:space="preserve">· </w:t>
+      </w:r>
+      <w:r>
+        <w:rPr w:rFonts="맑은 고딕">
+          <w:rFonts w:ascii="맑은 고딕" w:hAnsi="맑은 고딕" w:eastAsia="맑은 고딕"/>
+          <w:b/>
+          <w:color w:val="1F2937"/>
+          <w:sz w:val="21"/>
+        </w:rPr>
+        <w:t xml:space="preserve">주요 수록곡 특징: </w:t>
+      </w:r>
+      <w:r>
+        <w:rPr w:rFonts="맑은 고딕">
+          <w:rFonts w:ascii="맑은 고딕" w:hAnsi="맑은 고딕" w:eastAsia="맑은 고딕"/>
+          <w:b w:val="0"/>
+          <w:sz w:val="21"/>
+        </w:rPr>
+        <w:t>고즈넉한 서부극의 황혼을 연상시키는 인트로와 차분한 베이스 라인이 긴장감을 고조시키는 오프닝 곡 〈Once Upon a Time in the West〉는 밴드의 서정미가 정점에 달한 걸작입니다. 날렵하고 경쾌한 핑거피킹과 멜로디 감각이 돋보이는 히트 싱글 〈Lady Writer〉, 쓸쓸한 독백처럼 흐르다 격정적인 기타 솔로로 비상하는 발라드 〈Where Do You Think You're Going?〉, 그리고 안개 자욱한 항구를 떠도는 듯 낭만적인 밤의 정취를 품은 〈Single-Handed Sailor〉에 이르기까지 앨범 전체가 한 편의 완벽한 문학 작품처럼 유기적으로 이어집니다.</w:t>
+      </w:r>
+    </w:p>
+    <w:p>
+      <w:pPr>
+        <w:spacing w:line="324" w:lineRule="auto" w:after="80"/>
+      </w:pPr>
+      <w:r>
+        <w:rPr w:rFonts="맑은 고딕">
+          <w:rFonts w:ascii="맑은 고딕" w:hAnsi="맑은 고딕" w:eastAsia="맑은 고딕"/>
+          <w:b w:val="0"/>
+          <w:color w:val="6B7280"/>
+          <w:sz w:val="21"/>
+        </w:rPr>
+        <w:t xml:space="preserve">· </w:t>
+      </w:r>
+      <w:r>
+        <w:rPr w:rFonts="맑은 고딕">
+          <w:rFonts w:ascii="맑은 고딕" w:hAnsi="맑은 고딕" w:eastAsia="맑은 고딕"/>
+          <w:b/>
+          <w:color w:val="1F2937"/>
+          <w:sz w:val="21"/>
+        </w:rPr>
+        <w:t xml:space="preserve">빈티지 감상 제언: </w:t>
+      </w:r>
+      <w:r>
+        <w:rPr w:rFonts="맑은 고딕">
+          <w:rFonts w:ascii="맑은 고딕" w:hAnsi="맑은 고딕" w:eastAsia="맑은 고딕"/>
+          <w:b w:val="0"/>
+          <w:sz w:val="21"/>
+        </w:rPr>
+        <w:t>《Communiqué》는 아날로그 레코딩의 순수한 공간감과 다이내믹스가 빼어난 음반이기에 바이닐로 감상할 때 그 참된 진가가 드러납니다. 진공관 앰프에 불을 지피고 턴테이블의 바늘을 올리는 순간, 노플러의 손끝이 현을 뜯어낼 때의 마찰음과 촉촉한 앰프의 잔향, 그리고 픽 위더스의 정교하고 부드러운 스네어 브러시 터치가 눈앞에 무대를 그리듯 생생히 펼쳐집니다. 실내의 조도를 낮추고 악기와 악기 사이의 침묵과 울림에 온전히 몰입해 보시기를 권합니다.</w:t>
+      </w:r>
+    </w:p>
+    <w:p>
+      <w:pPr>
+        <w:spacing w:line="324" w:lineRule="auto" w:after="80"/>
+      </w:pPr>
+      <w:r>
+        <w:rPr w:rFonts="맑은 고딕">
+          <w:rFonts w:ascii="맑은 고딕" w:hAnsi="맑은 고딕" w:eastAsia="맑은 고딕"/>
+          <w:b w:val="0"/>
+          <w:color w:val="6B7280"/>
+          <w:sz w:val="21"/>
+        </w:rPr>
+        <w:t xml:space="preserve">· </w:t>
+      </w:r>
+      <w:r>
+        <w:rPr w:rFonts="맑은 고딕">
+          <w:rFonts w:ascii="맑은 고딕" w:hAnsi="맑은 고딕" w:eastAsia="맑은 고딕"/>
+          <w:b/>
+          <w:color w:val="1F2937"/>
+          <w:sz w:val="21"/>
+        </w:rPr>
+        <w:t xml:space="preserve">소장 가치: </w:t>
+      </w:r>
+      <w:r>
+        <w:rPr w:rFonts="맑은 고딕">
+          <w:rFonts w:ascii="맑은 고딕" w:hAnsi="맑은 고딕" w:eastAsia="맑은 고딕"/>
+          <w:b w:val="0"/>
+          <w:sz w:val="21"/>
+        </w:rPr>
+        <w:t>뛰어난 밸런스와 넓은 헤드룸을 지닌 아날로그 마스터 테이프의 결을 그대로 간직한 이 LP는 오디오파일 애호가들에게 영원한 오디오 시스템 점검용 레퍼런스로 손꼽힙니다. 다이어 스트레이츠의 순수한 음악적 열정과 절제된 연주력이 가장 완벽한 황금비를 이룬 순간을 담고 있다는 점에서, 클래식과 팝을 아우르는 진정한 음악 애호가라면 반드시 소장해야 할 불후의 컬렉션입니다.</w:t>
+      </w:r>
+    </w:p>
+    <w:p>
+      <w:pPr>
+        <w:spacing w:line="324" w:lineRule="auto" w:after="120" w:before="160"/>
+      </w:pPr>
+      <w:r>
+        <w:rPr w:rFonts="맑은 고딕">
+          <w:rFonts w:ascii="맑은 고딕" w:hAnsi="맑은 고딕" w:eastAsia="맑은 고딕"/>
+          <w:b/>
+          <w:color w:val="4338CA"/>
+          <w:sz w:val="21"/>
+        </w:rPr>
+        <w:t>이 음반을 통해 마크 노플러의 투명한 기타 선율과 아날로그 바이닐만이 품을 수 있는 고요하고 서정적인 밤의 공기가 전해주는 감동을 다시 한번 경험해 보시는 것은 어떨까요?</w:t>
       </w:r>
     </w:p>
     <w:sectPr>
       <w:pgSz w:w="12240" w:h="15840"/>
-      <w:pgMar w:top="1440" w:right="1440" w:bottom="1440" w:left="1440" w:header="720" w:footer="720" w:gutter="0"/>
+      <w:pgMar w:top="1152" w:right="1296" w:bottom="1152" w:left="1296" w:header="720" w:footer="720" w:gutter="0"/>
       <w:cols w:space="720"/>
       <w:docGrid w:linePitch="360"/>
     </w:sectPr>

--- a/word_reports/LP_0123_위치_119_Dire Straits_Communiqué.docx
+++ b/word_reports/LP_0123_위치_119_Dire Straits_Communiqué.docx
@@ -32,7 +32,7 @@
     </w:p>
     <w:p>
       <w:pPr>
-        <w:spacing w:line="324" w:lineRule="auto" w:before="80" w:after="160"/>
+        <w:spacing w:line="324" w:lineRule="auto" w:before="80" w:after="120"/>
       </w:pPr>
       <w:r>
         <w:rPr w:rFonts="맑은 고딕">
@@ -42,13 +42,6 @@
           <w:sz w:val="22"/>
         </w:rPr>
         <w:t xml:space="preserve">[음반 소개] </w:t>
-      </w:r>
-      <w:r>
-        <w:rPr w:rFonts="맑은 고딕">
-          <w:rFonts w:ascii="맑은 고딕" w:hAnsi="맑은 고딕" w:eastAsia="맑은 고딕"/>
-          <w:b w:val="0"/>
-          <w:sz w:val="21"/>
-        </w:rPr>
       </w:r>
     </w:p>
     <w:p>
@@ -61,7 +54,33 @@
           <w:b w:val="0"/>
           <w:sz w:val="21"/>
         </w:rPr>
-        <w:t>1979년 발표된 다이어 스트레이츠의 정규 2집 《Communiqué》는 펑크와 디스코의 거센 물결 속에서도 담백하고 고결한 아날로그 록의 숨결을 꼿꼿이 지켜낸 명반입니다. 음유시인의 지성으로 노래하는 마크 노플러의 읊조림과 물안개처럼 피어오르는 섬세한 핑거피킹 기타는 바하마의 고요한 공기 속에서 더없이 투명하고 입체적인 음향 공간을 직조해 냈습니다. 전작의 세계적인 성공에 취하지 않고 오히려 한층 더 깊어진 침묵과 여백의 미학을 단단하게 구축함으로써, 이들은 유행에 휘둘리지 않는 진정한 장인의 길을 증명해 보였습니다. 서늘한 밤바람처럼 스며들어 가슴 깊은 곳에 잊히지 않는 잔향을 남기는, 시대가 지나도 결코 바래지 않을 서정의 극치입니다.</w:t>
+        <w:t>1970년대 후반의 영국 음악계는 거친 숨을 몰아쉬는 펑크 록의 광풍과 화려한 디스코의 도취로 양분되어 있었습니다. 자극적인 소음과 빠른 템포가 대중의 이목을 사로잡던 그 소란한 시대의 한복판에서, 다이어 스트레이츠(Dire Straits)는 마치 시대를 거스르는 음유시인처럼 정갈하고 절제된 미학을 품고 등장했습니다. 데뷔작의 경이로운 성공 이후 불과 1년 만인 1979년에 발표된 정규 2집 『Communiqué』는, 전작의 찬란한 유산을 계승하는 동시에 밴드가 지닌 음악적 깊이와 지적 품격을 한 차원 더 높은 경지로 끌어올린 걸작입니다. 머슬 숄즈(Muscle Shoals) 사운드의 전설적인 프로듀서 제리 웩슬러(Jerry Wexler)와 배리 베켓(Barry Beckett)의 조율 아래 바하마 나소의 콤파스 포인트 스튜디오에서 녹음된 이 앨범은, 열대 섬의 부드러운 바람처럼 유려하면서도 북풍처럼 서늘한 고독을 품은 독창적인 공간감을 완성해 냈습니다.</w:t>
+      </w:r>
+    </w:p>
+    <w:p>
+      <w:pPr>
+        <w:spacing w:line="324" w:lineRule="auto" w:after="120"/>
+      </w:pPr>
+      <w:r>
+        <w:rPr w:rFonts="맑은 고딕">
+          <w:rFonts w:ascii="맑은 고딕" w:hAnsi="맑은 고딕" w:eastAsia="맑은 고딕"/>
+          <w:b w:val="0"/>
+          <w:sz w:val="21"/>
+        </w:rPr>
+        <w:t>마크 노플러(Mark Knopfler)는 피크를 사용하지 않고 오직 맨손가락의 살결로 기타 현을 퉁기는 독보적인 핑거스타일 주법을 통해 악기가 낼 수 있는 가장 인간적이고 투명한 음색을 빚어냈습니다. 그의 기타는 결코 과장되게 포효하지 않으며, 단정한 펜더 스트라토캐스터의 톤 위에 낮게 읊조리는 보컬을 얹어 한 편의 누아르 영화나 단편 소설 같은 서사적 풍경을 그려냅니다. 『Communiqué』에서 밴드가 추구한 예술적 철학은 '덜어냄의 미학'이었습니다. 음표와 음표 사이에 흐르는 정적(Silence)마저도 하나의 숭고한 멜로디로 치환해 내는 그들의 연주는, 과잉된 감정 대신 담담한 관조를 택함으로써 청자에게 더욱 깊고 아련한 정서적 잔향을 남깁니다.</w:t>
+      </w:r>
+    </w:p>
+    <w:p>
+      <w:pPr>
+        <w:spacing w:line="324" w:lineRule="auto" w:after="120"/>
+      </w:pPr>
+      <w:r>
+        <w:rPr w:rFonts="맑은 고딕">
+          <w:rFonts w:ascii="맑은 고딕" w:hAnsi="맑은 고딕" w:eastAsia="맑은 고딕"/>
+          <w:b w:val="0"/>
+          <w:sz w:val="21"/>
+        </w:rPr>
+        <w:t>비록 대중적으로는 후일의 거대한 상업적 정점들에 가려져 '숨은 명반'으로 회자되기도 하지만, 음악적 순도와 균형미라는 관점에서 『Communiqué』는 다이어 스트레이츠의 초기 디스코그래피 중 가장 완벽에 가까운 결속력을 보여줍니다. 소리의 빈틈을 두려워하지 않는 악기들의 정교한 대화, 도시의 어스름한 골목길과 쓸쓸한 청춘의 방황을 따뜻하게 위로하는 노랫말은 세월의 풍파 속에서도 결코 바래지 않는 영원성을 획득했습니다. 이는 빠르게 소비되고 사라지는 오늘날의 인스턴트 음악 속에서, 진정한 장인 정신과 서정적 숨결이 무엇인가를 증명하는 불멸의 음악적 기록입니다.</w:t>
       </w:r>
     </w:p>
     <w:p>
@@ -168,7 +187,7 @@
           <w:b w:val="0"/>
           <w:sz w:val="21"/>
         </w:rPr>
-        <w:t>1978년 데뷔작의 센세이션 직후인 1979년 6월 버티고(Vertigo)와 워너 브라더스(Warner Bros.)를 통해 발매되었습니다. 머슬 숄즈 사운드의 전설적인 프로듀서 제리 웩슬러(Jerry Wexler)와 배리 베켓(Barry Beckett)의 지휘 아래 바하마 낫소의 컴패스 포인트 스튜디오에서 녹음되었으며, 밴드의 음악적 정체성을 완숙의 경지로 끌어올린 걸작입니다.</w:t>
+        <w:t>1979년 6월 15일 버티고(Vertigo) 및 워너 브라더스 레코드를 통해 발매된 다이어 스트레이츠의 두 번째 정규 앨범으로, 미국 남부 소울의 거장 제리 웩슬러와 배리 베켓이 프로듀싱을 맡아 록과 블루스, 루츠 팝의 이상적인 결합을 이룩해 낸 기념비적 음반입니다.</w:t>
       </w:r>
     </w:p>
     <w:p>
@@ -199,7 +218,7 @@
           <w:b w:val="0"/>
           <w:sz w:val="21"/>
         </w:rPr>
-        <w:t>발매와 동시에 독일 앨범 차트 역사상 최초로 진입 1위를 기록하는 대기록을 세웠으며, 영국 오피셜 차트 5위, 미국 빌보드 200 차트 11위에 올랐습니다. 전 세계적으로 수백만 장 이상의 음반 판매고를 기록하며 미국(RIAA) 골드, 영국(BPI) 플래티넘을 비롯해 프랑스, 캐나다 등 세계 각지에서 다수의 골드 및 플래티넘 인증을 획득했습니다.</w:t>
+        <w:t>발매 직후 독일 앨범 차트에서 데뷔 앨범과 함께 사상 최초로 1위와 2위를 동시에 석권하는 전무후무한 기록을 세웠으며, 영국 차트 5위, 미국 빌보드 200 차트 11위에 오르며 전 세계적으로 수백만 장 이상의 판매고를 올려 멀티 플래티넘과 골드 인증을 획득했습니다.</w:t>
       </w:r>
     </w:p>
     <w:p>
@@ -230,7 +249,7 @@
           <w:b w:val="0"/>
           <w:sz w:val="21"/>
         </w:rPr>
-        <w:t>데뷔작의 영광에 안주하지 않고 음악적 정밀도와 깊이를 심화시켰다는 평단의 일치된 호평을 받았습니다. 상업적 히트와 평론가들의 전폭적인 찬사를 동시에 거머쥐며 다이어 스트레이츠가 1980년대 대중음악사를 뒤흔들 거물 밴드로 확고히 도약하는 결정적인 가교 역할을 해냈습니다.</w:t>
+        <w:t>그래미 어워드 주요 부문 노미네이트에 비견되는 유럽 전역의 플래티넘 레코드 인증을 다수 획득하였으며, 오디오파일(Audiophile) 평단으로부터 '완벽한 다이내믹 레인지와 공간 음향을 포착해 낸 아날로그 레코딩의 교과서'라는 찬사를 받았습니다.</w:t>
       </w:r>
     </w:p>
     <w:p>
@@ -337,7 +356,7 @@
           <w:b w:val="0"/>
           <w:sz w:val="21"/>
         </w:rPr>
-        <w:t>4인조 록 그룹 (마크 노플러, 데이비드 노플러, 존 일슬리, 픽 위더스)</w:t>
+        <w:t>4인조 록 밴드 (마크 노플러, 데이비드 노플러, 존 일슬리, 픽 위더스)</w:t>
       </w:r>
     </w:p>
     <w:p>
@@ -368,7 +387,7 @@
           <w:b w:val="0"/>
           <w:sz w:val="21"/>
         </w:rPr>
-        <w:t>다이어 스트레이츠는 현란한 신시사이저와 자극적인 사운드가 지배해 가던 영미 팝 씬에 정통 루츠 록과 블루스의 정갈한 미학을 부활시킨 전설적인 밴드입니다. 싱어송라이터이자 기타의 거장인 마크 노플러의 피크를 쓰지 않는 독보적인 핑거스타일 주법과 문학적인 내러티브는 팝 음악의 서정성을 한 단계 끌어올리며 대중음악사에 불멸의 족적을 남겼습니다.</w:t>
+        <w:t>다이어 스트레이츠는 펑크 록의 반항과 신디사이저 팝의 물결 속에서 정통 블루스와 포크 록의 뿌리를 지켜내며 팝 역사에 거대한 족적을 남긴 영국의 슈퍼 밴드입니다. 싱어송라이터이자 기타의 거장인 마크 노플러의 문학적인 노랫말과 특유의 정교한 핑거피킹 기타 연주는 대중음악을 순수 예술의 경지로 끌어올렸다는 독보적인 평가를 받고 있습니다.</w:t>
       </w:r>
     </w:p>
     <w:p>
@@ -413,7 +432,7 @@
           <w:b w:val="0"/>
           <w:sz w:val="21"/>
         </w:rPr>
-        <w:t>대다수의 밴드가 겪는 이른바 '소포모어 징크스(Sophomore Jinx)'를 완벽하게 무색하게 만든 작품입니다. 전작의 거친 펍 록(Pub Rock)의 질감 위에 미국 남부 소울과 블루스의 정수를 녹여내어 한층 매끄럽고 기품 있는 사운드를 완성했으며, 훗날 전설적인 메가 히트작인 《Brothers in Arms》로 이어지는 다이어 스트레이츠 고유의 하이파이 오디오파일 사운드의 초석을 다진 명작입니다.</w:t>
+        <w:t>데뷔작의 성공이 우연이 아니었음을 증명한 결정적 작품으로, 밴드 고유의 정체성을 한층 굳건히 다진 앨범입니다. 자극적인 사운드가 범람하던 1970년대 말 록 씬에서 절제와 여백, 섬세한 어쿠스틱 뉘앙스를 중심에 둔 '어덜트 지향적 루츠 록'의 새로운 지평을 열었으며, 하이파이 오디오 테크놀로지와 아날로그 감성이 어떻게 완벽한 조화를 이룰 수 있는지를 입증했습니다.</w:t>
       </w:r>
     </w:p>
     <w:p>
@@ -444,7 +463,7 @@
           <w:b w:val="0"/>
           <w:sz w:val="21"/>
         </w:rPr>
-        <w:t>1970년대 말, 영국의 사회적 침체와 혼란스러운 음악적 유행 속에서 방황하던 청춘들에게 이 음반은 조용한 안식처이자 따스한 위로였습니다. 런던의 비 내리는 회색빛 거리, 낡은 펍 한구석의 담배 연기, 그리고 마크 노플러의 붉은색 펜더 스트라토캐스터 기타가 빚어내는 온기 어린 선율은 낭만을 잃어버린 시대를 살아가던 이들의 헛헛한 마음을 온화하게 어루만져 주었습니다.</w:t>
+        <w:t>1979년 영국 사회는 경제적 침체와 불안한 정치적 격변의 시기를 지나고 있었습니다. 앨범 속 수록곡들은 차가운 네온사인 아래 방황하는 도시인들의 외로움, 소통의 부재, 그리고 불확실한 미래를 마주한 청춘들의 고뇌를 서정적인 멜로디에 담아냈습니다. 격정적인 분노 대신 덤덤한 위로를 건네는 음악적 화법은 당대 상처받은 이들의 가슴속에 깊은 안식처가 되어 주었습니다.</w:t>
       </w:r>
     </w:p>
     <w:p>
@@ -489,7 +508,99 @@
           <w:b w:val="0"/>
           <w:sz w:val="21"/>
         </w:rPr>
-        <w:t>고즈넉한 서부극의 황혼을 연상시키는 인트로와 차분한 베이스 라인이 긴장감을 고조시키는 오프닝 곡 〈Once Upon a Time in the West〉는 밴드의 서정미가 정점에 달한 걸작입니다. 날렵하고 경쾌한 핑거피킹과 멜로디 감각이 돋보이는 히트 싱글 〈Lady Writer〉, 쓸쓸한 독백처럼 흐르다 격정적인 기타 솔로로 비상하는 발라드 〈Where Do You Think You're Going?〉, 그리고 안개 자욱한 항구를 떠도는 듯 낭만적인 밤의 정취를 품은 〈Single-Handed Sailor〉에 이르기까지 앨범 전체가 한 편의 완벽한 문학 작품처럼 유기적으로 이어집니다.</w:t>
+      </w:r>
+    </w:p>
+    <w:p>
+      <w:pPr>
+        <w:spacing w:line="324" w:lineRule="auto" w:after="80"/>
+      </w:pPr>
+      <w:r>
+        <w:rPr w:rFonts="맑은 고딕">
+          <w:rFonts w:ascii="맑은 고딕" w:hAnsi="맑은 고딕" w:eastAsia="맑은 고딕"/>
+          <w:b w:val="0"/>
+          <w:color w:val="6B7280"/>
+          <w:sz w:val="21"/>
+        </w:rPr>
+        <w:t xml:space="preserve">· </w:t>
+      </w:r>
+      <w:r>
+        <w:rPr w:rFonts="맑은 고딕">
+          <w:rFonts w:ascii="맑은 고딕" w:hAnsi="맑은 고딕" w:eastAsia="맑은 고딕"/>
+          <w:b/>
+          <w:color w:val="1F2937"/>
+          <w:sz w:val="21"/>
+        </w:rPr>
+        <w:t xml:space="preserve">"Once Upon a Time in the West": </w:t>
+      </w:r>
+      <w:r>
+        <w:rPr w:rFonts="맑은 고딕">
+          <w:rFonts w:ascii="맑은 고딕" w:hAnsi="맑은 고딕" w:eastAsia="맑은 고딕"/>
+          <w:b w:val="0"/>
+          <w:sz w:val="21"/>
+        </w:rPr>
+        <w:t>서부극의 황량한 지평선을 연상시키는 몽환적인 리듬과 함께, 마크 노플러의 날카로우면서도 유려한 기타 인트로가 듣는 이를 단숨에 시네마틱한 풍경 속으로 몰입시키는 오프닝 명곡입니다.</w:t>
+      </w:r>
+    </w:p>
+    <w:p>
+      <w:pPr>
+        <w:spacing w:line="324" w:lineRule="auto" w:after="80"/>
+      </w:pPr>
+      <w:r>
+        <w:rPr w:rFonts="맑은 고딕">
+          <w:rFonts w:ascii="맑은 고딕" w:hAnsi="맑은 고딕" w:eastAsia="맑은 고딕"/>
+          <w:b w:val="0"/>
+          <w:color w:val="6B7280"/>
+          <w:sz w:val="21"/>
+        </w:rPr>
+        <w:t xml:space="preserve">· </w:t>
+      </w:r>
+      <w:r>
+        <w:rPr w:rFonts="맑은 고딕">
+          <w:rFonts w:ascii="맑은 고딕" w:hAnsi="맑은 고딕" w:eastAsia="맑은 고딕"/>
+          <w:b/>
+          <w:color w:val="1F2937"/>
+          <w:sz w:val="21"/>
+        </w:rPr>
+        <w:t xml:space="preserve">"Lady Writer": </w:t>
+      </w:r>
+      <w:r>
+        <w:rPr w:rFonts="맑은 고딕">
+          <w:rFonts w:ascii="맑은 고딕" w:hAnsi="맑은 고딕" w:eastAsia="맑은 고딕"/>
+          <w:b w:val="0"/>
+          <w:sz w:val="21"/>
+        </w:rPr>
+        <w:t>히트곡 "Sultans of Swing"의 맥을 잇는 경쾌한 템포와 촘촘하게 엮어낸 핑거피킹 기타 리프, 그리고 지적인 가사가 환상적인 그루브를 만들어냅니다.</w:t>
+      </w:r>
+    </w:p>
+    <w:p>
+      <w:pPr>
+        <w:spacing w:line="324" w:lineRule="auto" w:after="80"/>
+      </w:pPr>
+      <w:r>
+        <w:rPr w:rFonts="맑은 고딕">
+          <w:rFonts w:ascii="맑은 고딕" w:hAnsi="맑은 고딕" w:eastAsia="맑은 고딕"/>
+          <w:b w:val="0"/>
+          <w:color w:val="6B7280"/>
+          <w:sz w:val="21"/>
+        </w:rPr>
+        <w:t xml:space="preserve">· </w:t>
+      </w:r>
+      <w:r>
+        <w:rPr w:rFonts="맑은 고딕">
+          <w:rFonts w:ascii="맑은 고딕" w:hAnsi="맑은 고딕" w:eastAsia="맑은 고딕"/>
+          <w:b/>
+          <w:color w:val="1F2937"/>
+          <w:sz w:val="21"/>
+        </w:rPr>
+        <w:t xml:space="preserve">"News": </w:t>
+      </w:r>
+      <w:r>
+        <w:rPr w:rFonts="맑은 고딕">
+          <w:rFonts w:ascii="맑은 고딕" w:hAnsi="맑은 고딕" w:eastAsia="맑은 고딕"/>
+          <w:b w:val="0"/>
+          <w:sz w:val="21"/>
+        </w:rPr>
+        <w:t>앨범에서 가장 서정적이고 묵직한 울림을 지닌 곡으로, 미니멀한 피아노 선율과 슬로우 템포의 연주 위로 비극적인 현실을 응시하는 노플러의 애수 어린 기타 솔로가 가슴을 먹먹하게 만듭니다.</w:t>
       </w:r>
     </w:p>
     <w:p>
@@ -520,7 +631,7 @@
           <w:b w:val="0"/>
           <w:sz w:val="21"/>
         </w:rPr>
-        <w:t>《Communiqué》는 아날로그 레코딩의 순수한 공간감과 다이내믹스가 빼어난 음반이기에 바이닐로 감상할 때 그 참된 진가가 드러납니다. 진공관 앰프에 불을 지피고 턴테이블의 바늘을 올리는 순간, 노플러의 손끝이 현을 뜯어낼 때의 마찰음과 촉촉한 앰프의 잔향, 그리고 픽 위더스의 정교하고 부드러운 스네어 브러시 터치가 눈앞에 무대를 그리듯 생생히 펼쳐집니다. 실내의 조도를 낮추고 악기와 악기 사이의 침묵과 울림에 온전히 몰입해 보시기를 권합니다.</w:t>
+        <w:t>본 음반은 진공관 앰프와 턴테이블 시스템에서 그 진가가 배가됩니다. 픽 위더스의 부드러운 브러시 드럼 터치, 존 일슬리의 탄력적인 베이스 라인, 그리고 공간을 가르는 마크 노플러의 현의 떨림 하나하나가 아날로그 바이닐 특유의 두터운 질감과 따뜻한 공기감 속에서 놀랍도록 생생한 입체감으로 피어납니다. 불을 끄고 바늘이 LP 표면을 미끄러지는 미세한 소리에 귀를 기울일 때 최상의 감동을 선사합니다.</w:t>
       </w:r>
     </w:p>
     <w:p>
@@ -551,7 +662,7 @@
           <w:b w:val="0"/>
           <w:sz w:val="21"/>
         </w:rPr>
-        <w:t>뛰어난 밸런스와 넓은 헤드룸을 지닌 아날로그 마스터 테이프의 결을 그대로 간직한 이 LP는 오디오파일 애호가들에게 영원한 오디오 시스템 점검용 레퍼런스로 손꼽힙니다. 다이어 스트레이츠의 순수한 음악적 열정과 절제된 연주력이 가장 완벽한 황금비를 이룬 순간을 담고 있다는 점에서, 클래식과 팝을 아우르는 진정한 음악 애호가라면 반드시 소장해야 할 불후의 컬렉션입니다.</w:t>
+        <w:t>거장 제리 웩슬러의 지휘 아래 최고의 아날로그 기술로 마스터링된 오디오파일의 필수 수집 목록입니다. 디지털 음원으로는 결코 체감할 수 없는 릴 테이프 레코딩 특유의 자연스러운 잔향과 악기 간의 정교한 밸런스를 물리적으로 간직할 수 있다는 점에서, 클래식과 팝을 아우르는 LP 컬렉터라면 반드시 서열 상위에 비치해야 할 영구 소장반입니다.</w:t>
       </w:r>
     </w:p>
     <w:p>
@@ -565,7 +676,7 @@
           <w:color w:val="4338CA"/>
           <w:sz w:val="21"/>
         </w:rPr>
-        <w:t>이 음반을 통해 마크 노플러의 투명한 기타 선율과 아날로그 바이닐만이 품을 수 있는 고요하고 서정적인 밤의 공기가 전해주는 감동을 다시 한번 경험해 보시는 것은 어떨까요?</w:t>
+        <w:t>이 음반을 통해 아날로그의 가장 고요하고 우아한 결이 전해주는 감동을 다시 한번 경험해 보시는 것은 어떨까요?</w:t>
       </w:r>
     </w:p>
     <w:sectPr>
